--- a/Quittung-Template.docx
+++ b/Quittung-Template.docx
@@ -538,8 +538,12 @@
       </w:pPr>
     </w:p>
     <w:sectPr>
-      <w:headerReference w:type="default" r:id="rId11"/>
-      <w:footerReference w:type="default" r:id="rId12"/>
+      <w:headerReference w:type="even" r:id="rId11"/>
+      <w:headerReference w:type="default" r:id="rId12"/>
+      <w:footerReference w:type="even" r:id="rId13"/>
+      <w:footerReference w:type="default" r:id="rId14"/>
+      <w:headerReference w:type="first" r:id="rId15"/>
+      <w:footerReference w:type="first" r:id="rId16"/>
       <w:pgSz w:w="11906" w:h="16838" w:code="9"/>
       <w:pgMar w:top="2155" w:right="1418" w:bottom="1134" w:left="1418" w:header="454" w:footer="567" w:gutter="0"/>
       <w:pgNumType w:start="1"/>
@@ -576,6 +580,16 @@
 </file>
 
 <file path=word/footer1.xml><?xml version="1.0" encoding="utf-8"?>
+<w:ftr xmlns:wpc="http://schemas.microsoft.com/office/word/2010/wordprocessingCanvas" xmlns:cx="http://schemas.microsoft.com/office/drawing/2014/chartex" xmlns:cx1="http://schemas.microsoft.com/office/drawing/2015/9/8/chartex" xmlns:cx2="http://schemas.microsoft.com/office/drawing/2015/10/21/chartex" xmlns:cx3="http://schemas.microsoft.com/office/drawing/2016/5/9/chartex" xmlns:cx4="http://schemas.microsoft.com/office/drawing/2016/5/10/chartex" xmlns:cx5="http://schemas.microsoft.com/office/drawing/2016/5/11/chartex" xmlns:cx6="http://schemas.microsoft.com/office/drawing/2016/5/12/chartex" xmlns:cx7="http://schemas.microsoft.com/office/drawing/2016/5/13/chartex" xmlns:cx8="http://schemas.microsoft.com/office/drawing/2016/5/14/chartex" xmlns:mc="http://schemas.openxmlformats.org/markup-compatibility/2006" xmlns:aink="http://schemas.microsoft.com/office/drawing/2016/ink" xmlns:am3d="http://schemas.microsoft.com/office/drawing/2017/model3d" xmlns:o="urn:schemas-microsoft-com:office:office" xmlns:r="http://schemas.openxmlformats.org/officeDocument/2006/relationships" xmlns:m="http://schemas.openxmlformats.org/officeDocument/2006/math" xmlns:v="urn:schemas-microsoft-com:vml" xmlns:wp14="http://schemas.microsoft.com/office/word/2010/wordprocessingDrawing" xmlns:wp="http://schemas.openxmlformats.org/drawingml/2006/wordprocessingDrawing" xmlns:w10="urn:schemas-microsoft-com:office:word" xmlns:w="http://schemas.openxmlformats.org/wordprocessingml/2006/main" xmlns:w14="http://schemas.microsoft.com/office/word/2010/wordml" xmlns:w15="http://schemas.microsoft.com/office/word/2012/wordml" xmlns:w16cex="http://schemas.microsoft.com/office/word/2018/wordml/cex" xmlns:w16cid="http://schemas.microsoft.com/office/word/2016/wordml/cid" xmlns:w16="http://schemas.microsoft.com/office/word/2018/wordml" xmlns:w16sdtdh="http://schemas.microsoft.com/office/word/2020/wordml/sdtdatahash" xmlns:w16se="http://schemas.microsoft.com/office/word/2015/wordml/symex" xmlns:wpg="http://schemas.microsoft.com/office/word/2010/wordprocessingGroup" xmlns:wpi="http://schemas.microsoft.com/office/word/2010/wordprocessingInk" xmlns:wne="http://schemas.microsoft.com/office/word/2006/wordml" xmlns:wps="http://schemas.microsoft.com/office/word/2010/wordprocessingShape" mc:Ignorable="w14 w15 w16se w16cid w16 w16cex w16sdtdh wp14">
+  <w:p>
+    <w:pPr>
+      <w:pStyle w:val="Fuzeile"/>
+    </w:pPr>
+  </w:p>
+</w:ftr>
+</file>
+
+<file path=word/footer2.xml><?xml version="1.0" encoding="utf-8"?>
 <w:ftr xmlns:wpc="http://schemas.microsoft.com/office/word/2010/wordprocessingCanvas" xmlns:cx="http://schemas.microsoft.com/office/drawing/2014/chartex" xmlns:cx1="http://schemas.microsoft.com/office/drawing/2015/9/8/chartex" xmlns:cx2="http://schemas.microsoft.com/office/drawing/2015/10/21/chartex" xmlns:cx3="http://schemas.microsoft.com/office/drawing/2016/5/9/chartex" xmlns:cx4="http://schemas.microsoft.com/office/drawing/2016/5/10/chartex" xmlns:cx5="http://schemas.microsoft.com/office/drawing/2016/5/11/chartex" xmlns:cx6="http://schemas.microsoft.com/office/drawing/2016/5/12/chartex" xmlns:cx7="http://schemas.microsoft.com/office/drawing/2016/5/13/chartex" xmlns:cx8="http://schemas.microsoft.com/office/drawing/2016/5/14/chartex" xmlns:mc="http://schemas.openxmlformats.org/markup-compatibility/2006" xmlns:aink="http://schemas.microsoft.com/office/drawing/2016/ink" xmlns:am3d="http://schemas.microsoft.com/office/drawing/2017/model3d" xmlns:o="urn:schemas-microsoft-com:office:office" xmlns:r="http://schemas.openxmlformats.org/officeDocument/2006/relationships" xmlns:m="http://schemas.openxmlformats.org/officeDocument/2006/math" xmlns:v="urn:schemas-microsoft-com:vml" xmlns:wp14="http://schemas.microsoft.com/office/word/2010/wordprocessingDrawing" xmlns:wp="http://schemas.openxmlformats.org/drawingml/2006/wordprocessingDrawing" xmlns:w10="urn:schemas-microsoft-com:office:word" xmlns:w="http://schemas.openxmlformats.org/wordprocessingml/2006/main" xmlns:w14="http://schemas.microsoft.com/office/word/2010/wordml" xmlns:w15="http://schemas.microsoft.com/office/word/2012/wordml" xmlns:w16cex="http://schemas.microsoft.com/office/word/2018/wordml/cex" xmlns:w16cid="http://schemas.microsoft.com/office/word/2016/wordml/cid" xmlns:w16="http://schemas.microsoft.com/office/word/2018/wordml" xmlns:w16sdtdh="http://schemas.microsoft.com/office/word/2020/wordml/sdtdatahash" xmlns:w16se="http://schemas.microsoft.com/office/word/2015/wordml/symex" xmlns:wpg="http://schemas.microsoft.com/office/word/2010/wordprocessingGroup" xmlns:wpi="http://schemas.microsoft.com/office/word/2010/wordprocessingInk" xmlns:wne="http://schemas.microsoft.com/office/word/2006/wordml" xmlns:wps="http://schemas.microsoft.com/office/word/2010/wordprocessingShape" mc:Ignorable="w14 w15 w16se w16cid w16 w16cex w16sdtdh wp14">
   <w:p>
     <w:pPr>
@@ -660,6 +674,7 @@
             </w:rPr>
             <w:t>„</w:t>
           </w:r>
+          <w:proofErr w:type="spellStart"/>
           <w:r>
             <w:rPr>
               <w:b/>
@@ -667,8 +682,29 @@
               <w:sz w:val="16"/>
               <w:szCs w:val="16"/>
             </w:rPr>
-            <w:t>Paisii Hilendarski</w:t>
+            <w:t>Paisii</w:t>
           </w:r>
+          <w:proofErr w:type="spellEnd"/>
+          <w:r>
+            <w:rPr>
+              <w:b/>
+              <w:bCs/>
+              <w:sz w:val="16"/>
+              <w:szCs w:val="16"/>
+            </w:rPr>
+            <w:t xml:space="preserve"> </w:t>
+          </w:r>
+          <w:proofErr w:type="spellStart"/>
+          <w:r>
+            <w:rPr>
+              <w:b/>
+              <w:bCs/>
+              <w:sz w:val="16"/>
+              <w:szCs w:val="16"/>
+            </w:rPr>
+            <w:t>Hilendarski</w:t>
+          </w:r>
+          <w:proofErr w:type="spellEnd"/>
           <w:r>
             <w:rPr>
               <w:b/>
@@ -821,37 +857,6 @@
               <w:szCs w:val="16"/>
             </w:rPr>
           </w:pPr>
-          <w:r>
-            <w:rPr>
-              <w:color w:val="000000"/>
-            </w:rPr>
-            <w:fldChar w:fldCharType="begin"/>
-          </w:r>
-          <w:r>
-            <w:rPr>
-              <w:color w:val="000000"/>
-            </w:rPr>
-            <w:instrText>PAGE</w:instrText>
-          </w:r>
-          <w:r>
-            <w:rPr>
-              <w:color w:val="000000"/>
-            </w:rPr>
-            <w:fldChar w:fldCharType="separate"/>
-          </w:r>
-          <w:r>
-            <w:rPr>
-              <w:noProof/>
-              <w:color w:val="000000"/>
-            </w:rPr>
-            <w:t>1</w:t>
-          </w:r>
-          <w:r>
-            <w:rPr>
-              <w:color w:val="000000"/>
-            </w:rPr>
-            <w:fldChar w:fldCharType="end"/>
-          </w:r>
         </w:p>
       </w:tc>
     </w:tr>
@@ -878,6 +883,16 @@
 </w:ftr>
 </file>
 
+<file path=word/footer3.xml><?xml version="1.0" encoding="utf-8"?>
+<w:ftr xmlns:wpc="http://schemas.microsoft.com/office/word/2010/wordprocessingCanvas" xmlns:cx="http://schemas.microsoft.com/office/drawing/2014/chartex" xmlns:cx1="http://schemas.microsoft.com/office/drawing/2015/9/8/chartex" xmlns:cx2="http://schemas.microsoft.com/office/drawing/2015/10/21/chartex" xmlns:cx3="http://schemas.microsoft.com/office/drawing/2016/5/9/chartex" xmlns:cx4="http://schemas.microsoft.com/office/drawing/2016/5/10/chartex" xmlns:cx5="http://schemas.microsoft.com/office/drawing/2016/5/11/chartex" xmlns:cx6="http://schemas.microsoft.com/office/drawing/2016/5/12/chartex" xmlns:cx7="http://schemas.microsoft.com/office/drawing/2016/5/13/chartex" xmlns:cx8="http://schemas.microsoft.com/office/drawing/2016/5/14/chartex" xmlns:mc="http://schemas.openxmlformats.org/markup-compatibility/2006" xmlns:aink="http://schemas.microsoft.com/office/drawing/2016/ink" xmlns:am3d="http://schemas.microsoft.com/office/drawing/2017/model3d" xmlns:o="urn:schemas-microsoft-com:office:office" xmlns:r="http://schemas.openxmlformats.org/officeDocument/2006/relationships" xmlns:m="http://schemas.openxmlformats.org/officeDocument/2006/math" xmlns:v="urn:schemas-microsoft-com:vml" xmlns:wp14="http://schemas.microsoft.com/office/word/2010/wordprocessingDrawing" xmlns:wp="http://schemas.openxmlformats.org/drawingml/2006/wordprocessingDrawing" xmlns:w10="urn:schemas-microsoft-com:office:word" xmlns:w="http://schemas.openxmlformats.org/wordprocessingml/2006/main" xmlns:w14="http://schemas.microsoft.com/office/word/2010/wordml" xmlns:w15="http://schemas.microsoft.com/office/word/2012/wordml" xmlns:w16cex="http://schemas.microsoft.com/office/word/2018/wordml/cex" xmlns:w16cid="http://schemas.microsoft.com/office/word/2016/wordml/cid" xmlns:w16="http://schemas.microsoft.com/office/word/2018/wordml" xmlns:w16sdtdh="http://schemas.microsoft.com/office/word/2020/wordml/sdtdatahash" xmlns:w16se="http://schemas.microsoft.com/office/word/2015/wordml/symex" xmlns:wpg="http://schemas.microsoft.com/office/word/2010/wordprocessingGroup" xmlns:wpi="http://schemas.microsoft.com/office/word/2010/wordprocessingInk" xmlns:wne="http://schemas.microsoft.com/office/word/2006/wordml" xmlns:wps="http://schemas.microsoft.com/office/word/2010/wordprocessingShape" mc:Ignorable="w14 w15 w16se w16cid w16 w16cex w16sdtdh wp14">
+  <w:p>
+    <w:pPr>
+      <w:pStyle w:val="Fuzeile"/>
+    </w:pPr>
+  </w:p>
+</w:ftr>
+</file>
+
 <file path=word/footnotes.xml><?xml version="1.0" encoding="utf-8"?>
 <w:footnotes xmlns:wpc="http://schemas.microsoft.com/office/word/2010/wordprocessingCanvas" xmlns:cx="http://schemas.microsoft.com/office/drawing/2014/chartex" xmlns:cx1="http://schemas.microsoft.com/office/drawing/2015/9/8/chartex" xmlns:cx2="http://schemas.microsoft.com/office/drawing/2015/10/21/chartex" xmlns:cx3="http://schemas.microsoft.com/office/drawing/2016/5/9/chartex" xmlns:cx4="http://schemas.microsoft.com/office/drawing/2016/5/10/chartex" xmlns:cx5="http://schemas.microsoft.com/office/drawing/2016/5/11/chartex" xmlns:cx6="http://schemas.microsoft.com/office/drawing/2016/5/12/chartex" xmlns:cx7="http://schemas.microsoft.com/office/drawing/2016/5/13/chartex" xmlns:cx8="http://schemas.microsoft.com/office/drawing/2016/5/14/chartex" xmlns:mc="http://schemas.openxmlformats.org/markup-compatibility/2006" xmlns:aink="http://schemas.microsoft.com/office/drawing/2016/ink" xmlns:am3d="http://schemas.microsoft.com/office/drawing/2017/model3d" xmlns:o="urn:schemas-microsoft-com:office:office" xmlns:r="http://schemas.openxmlformats.org/officeDocument/2006/relationships" xmlns:m="http://schemas.openxmlformats.org/officeDocument/2006/math" xmlns:v="urn:schemas-microsoft-com:vml" xmlns:wp14="http://schemas.microsoft.com/office/word/2010/wordprocessingDrawing" xmlns:wp="http://schemas.openxmlformats.org/drawingml/2006/wordprocessingDrawing" xmlns:w10="urn:schemas-microsoft-com:office:word" xmlns:w="http://schemas.openxmlformats.org/wordprocessingml/2006/main" xmlns:w14="http://schemas.microsoft.com/office/word/2010/wordml" xmlns:w15="http://schemas.microsoft.com/office/word/2012/wordml" xmlns:w16cex="http://schemas.microsoft.com/office/word/2018/wordml/cex" xmlns:w16cid="http://schemas.microsoft.com/office/word/2016/wordml/cid" xmlns:w16="http://schemas.microsoft.com/office/word/2018/wordml" xmlns:w16sdtdh="http://schemas.microsoft.com/office/word/2020/wordml/sdtdatahash" xmlns:w16se="http://schemas.microsoft.com/office/word/2015/wordml/symex" xmlns:wpg="http://schemas.microsoft.com/office/word/2010/wordprocessingGroup" xmlns:wpi="http://schemas.microsoft.com/office/word/2010/wordprocessingInk" xmlns:wne="http://schemas.microsoft.com/office/word/2006/wordml" xmlns:wps="http://schemas.microsoft.com/office/word/2010/wordprocessingShape" mc:Ignorable="w14 w15 w16se w16cid w16 w16cex w16sdtdh wp14">
   <w:footnote w:type="separator" w:id="-1">
@@ -904,6 +919,16 @@
 </file>
 
 <file path=word/header1.xml><?xml version="1.0" encoding="utf-8"?>
+<w:hdr xmlns:wpc="http://schemas.microsoft.com/office/word/2010/wordprocessingCanvas" xmlns:cx="http://schemas.microsoft.com/office/drawing/2014/chartex" xmlns:cx1="http://schemas.microsoft.com/office/drawing/2015/9/8/chartex" xmlns:cx2="http://schemas.microsoft.com/office/drawing/2015/10/21/chartex" xmlns:cx3="http://schemas.microsoft.com/office/drawing/2016/5/9/chartex" xmlns:cx4="http://schemas.microsoft.com/office/drawing/2016/5/10/chartex" xmlns:cx5="http://schemas.microsoft.com/office/drawing/2016/5/11/chartex" xmlns:cx6="http://schemas.microsoft.com/office/drawing/2016/5/12/chartex" xmlns:cx7="http://schemas.microsoft.com/office/drawing/2016/5/13/chartex" xmlns:cx8="http://schemas.microsoft.com/office/drawing/2016/5/14/chartex" xmlns:mc="http://schemas.openxmlformats.org/markup-compatibility/2006" xmlns:aink="http://schemas.microsoft.com/office/drawing/2016/ink" xmlns:am3d="http://schemas.microsoft.com/office/drawing/2017/model3d" xmlns:o="urn:schemas-microsoft-com:office:office" xmlns:r="http://schemas.openxmlformats.org/officeDocument/2006/relationships" xmlns:m="http://schemas.openxmlformats.org/officeDocument/2006/math" xmlns:v="urn:schemas-microsoft-com:vml" xmlns:wp14="http://schemas.microsoft.com/office/word/2010/wordprocessingDrawing" xmlns:wp="http://schemas.openxmlformats.org/drawingml/2006/wordprocessingDrawing" xmlns:w10="urn:schemas-microsoft-com:office:word" xmlns:w="http://schemas.openxmlformats.org/wordprocessingml/2006/main" xmlns:w14="http://schemas.microsoft.com/office/word/2010/wordml" xmlns:w15="http://schemas.microsoft.com/office/word/2012/wordml" xmlns:w16cex="http://schemas.microsoft.com/office/word/2018/wordml/cex" xmlns:w16cid="http://schemas.microsoft.com/office/word/2016/wordml/cid" xmlns:w16="http://schemas.microsoft.com/office/word/2018/wordml" xmlns:w16sdtdh="http://schemas.microsoft.com/office/word/2020/wordml/sdtdatahash" xmlns:w16se="http://schemas.microsoft.com/office/word/2015/wordml/symex" xmlns:wpg="http://schemas.microsoft.com/office/word/2010/wordprocessingGroup" xmlns:wpi="http://schemas.microsoft.com/office/word/2010/wordprocessingInk" xmlns:wne="http://schemas.microsoft.com/office/word/2006/wordml" xmlns:wps="http://schemas.microsoft.com/office/word/2010/wordprocessingShape" mc:Ignorable="w14 w15 w16se w16cid w16 w16cex w16sdtdh wp14">
+  <w:p>
+    <w:pPr>
+      <w:pStyle w:val="Kopfzeile"/>
+    </w:pPr>
+  </w:p>
+</w:hdr>
+</file>
+
+<file path=word/header2.xml><?xml version="1.0" encoding="utf-8"?>
 <w:hdr xmlns:wpc="http://schemas.microsoft.com/office/word/2010/wordprocessingCanvas" xmlns:cx="http://schemas.microsoft.com/office/drawing/2014/chartex" xmlns:cx1="http://schemas.microsoft.com/office/drawing/2015/9/8/chartex" xmlns:cx2="http://schemas.microsoft.com/office/drawing/2015/10/21/chartex" xmlns:cx3="http://schemas.microsoft.com/office/drawing/2016/5/9/chartex" xmlns:cx4="http://schemas.microsoft.com/office/drawing/2016/5/10/chartex" xmlns:cx5="http://schemas.microsoft.com/office/drawing/2016/5/11/chartex" xmlns:cx6="http://schemas.microsoft.com/office/drawing/2016/5/12/chartex" xmlns:cx7="http://schemas.microsoft.com/office/drawing/2016/5/13/chartex" xmlns:cx8="http://schemas.microsoft.com/office/drawing/2016/5/14/chartex" xmlns:mc="http://schemas.openxmlformats.org/markup-compatibility/2006" xmlns:aink="http://schemas.microsoft.com/office/drawing/2016/ink" xmlns:am3d="http://schemas.microsoft.com/office/drawing/2017/model3d" xmlns:o="urn:schemas-microsoft-com:office:office" xmlns:r="http://schemas.openxmlformats.org/officeDocument/2006/relationships" xmlns:m="http://schemas.openxmlformats.org/officeDocument/2006/math" xmlns:v="urn:schemas-microsoft-com:vml" xmlns:wp14="http://schemas.microsoft.com/office/word/2010/wordprocessingDrawing" xmlns:wp="http://schemas.openxmlformats.org/drawingml/2006/wordprocessingDrawing" xmlns:w10="urn:schemas-microsoft-com:office:word" xmlns:w="http://schemas.openxmlformats.org/wordprocessingml/2006/main" xmlns:w14="http://schemas.microsoft.com/office/word/2010/wordml" xmlns:w15="http://schemas.microsoft.com/office/word/2012/wordml" xmlns:w16cex="http://schemas.microsoft.com/office/word/2018/wordml/cex" xmlns:w16cid="http://schemas.microsoft.com/office/word/2016/wordml/cid" xmlns:w16="http://schemas.microsoft.com/office/word/2018/wordml" xmlns:w16sdtdh="http://schemas.microsoft.com/office/word/2020/wordml/sdtdatahash" xmlns:w16se="http://schemas.microsoft.com/office/word/2015/wordml/symex" xmlns:wpg="http://schemas.microsoft.com/office/word/2010/wordprocessingGroup" xmlns:wpi="http://schemas.microsoft.com/office/word/2010/wordprocessingInk" xmlns:wne="http://schemas.microsoft.com/office/word/2006/wordml" xmlns:wps="http://schemas.microsoft.com/office/word/2010/wordprocessingShape" mc:Ignorable="w14 w15 w16se w16cid w16 w16cex w16sdtdh wp14">
   <w:p>
     <w:pPr>
@@ -977,6 +1002,16 @@
         </wp:inline>
       </w:drawing>
     </w:r>
+  </w:p>
+</w:hdr>
+</file>
+
+<file path=word/header3.xml><?xml version="1.0" encoding="utf-8"?>
+<w:hdr xmlns:wpc="http://schemas.microsoft.com/office/word/2010/wordprocessingCanvas" xmlns:cx="http://schemas.microsoft.com/office/drawing/2014/chartex" xmlns:cx1="http://schemas.microsoft.com/office/drawing/2015/9/8/chartex" xmlns:cx2="http://schemas.microsoft.com/office/drawing/2015/10/21/chartex" xmlns:cx3="http://schemas.microsoft.com/office/drawing/2016/5/9/chartex" xmlns:cx4="http://schemas.microsoft.com/office/drawing/2016/5/10/chartex" xmlns:cx5="http://schemas.microsoft.com/office/drawing/2016/5/11/chartex" xmlns:cx6="http://schemas.microsoft.com/office/drawing/2016/5/12/chartex" xmlns:cx7="http://schemas.microsoft.com/office/drawing/2016/5/13/chartex" xmlns:cx8="http://schemas.microsoft.com/office/drawing/2016/5/14/chartex" xmlns:mc="http://schemas.openxmlformats.org/markup-compatibility/2006" xmlns:aink="http://schemas.microsoft.com/office/drawing/2016/ink" xmlns:am3d="http://schemas.microsoft.com/office/drawing/2017/model3d" xmlns:o="urn:schemas-microsoft-com:office:office" xmlns:r="http://schemas.openxmlformats.org/officeDocument/2006/relationships" xmlns:m="http://schemas.openxmlformats.org/officeDocument/2006/math" xmlns:v="urn:schemas-microsoft-com:vml" xmlns:wp14="http://schemas.microsoft.com/office/word/2010/wordprocessingDrawing" xmlns:wp="http://schemas.openxmlformats.org/drawingml/2006/wordprocessingDrawing" xmlns:w10="urn:schemas-microsoft-com:office:word" xmlns:w="http://schemas.openxmlformats.org/wordprocessingml/2006/main" xmlns:w14="http://schemas.microsoft.com/office/word/2010/wordml" xmlns:w15="http://schemas.microsoft.com/office/word/2012/wordml" xmlns:w16cex="http://schemas.microsoft.com/office/word/2018/wordml/cex" xmlns:w16cid="http://schemas.microsoft.com/office/word/2016/wordml/cid" xmlns:w16="http://schemas.microsoft.com/office/word/2018/wordml" xmlns:w16sdtdh="http://schemas.microsoft.com/office/word/2020/wordml/sdtdatahash" xmlns:w16se="http://schemas.microsoft.com/office/word/2015/wordml/symex" xmlns:wpg="http://schemas.microsoft.com/office/word/2010/wordprocessingGroup" xmlns:wpi="http://schemas.microsoft.com/office/word/2010/wordprocessingInk" xmlns:wne="http://schemas.microsoft.com/office/word/2006/wordml" xmlns:wps="http://schemas.microsoft.com/office/word/2010/wordprocessingShape" mc:Ignorable="w14 w15 w16se w16cid w16 w16cex w16sdtdh wp14">
+  <w:p>
+    <w:pPr>
+      <w:pStyle w:val="Kopfzeile"/>
+    </w:pPr>
   </w:p>
 </w:hdr>
 </file>
@@ -2598,26 +2633,6 @@
 </file>
 
 <file path=customXml/item2.xml><?xml version="1.0" encoding="utf-8"?>
-<p:properties xmlns:p="http://schemas.microsoft.com/office/2006/metadata/properties" xmlns:xsi="http://www.w3.org/2001/XMLSchema-instance" xmlns:pc="http://schemas.microsoft.com/office/infopath/2007/PartnerControls">
-  <documentManagement>
-    <lcf76f155ced4ddcb4097134ff3c332f xmlns="69b70055-4ccd-41e5-ba44-04aa7b40ef87">
-      <Terms xmlns="http://schemas.microsoft.com/office/infopath/2007/PartnerControls"/>
-    </lcf76f155ced4ddcb4097134ff3c332f>
-    <TaxCatchAll xmlns="0d7d4427-3d9a-4210-88a6-80411ae356c7" xsi:nil="true"/>
-  </documentManagement>
-</p:properties>
-</file>
-
-<file path=customXml/item3.xml><?xml version="1.0" encoding="utf-8"?>
-<?mso-contentType ?>
-<FormTemplates xmlns="http://schemas.microsoft.com/sharepoint/v3/contenttype/forms">
-  <Display>DocumentLibraryForm</Display>
-  <Edit>DocumentLibraryForm</Edit>
-  <New>DocumentLibraryForm</New>
-</FormTemplates>
-</file>
-
-<file path=customXml/item4.xml><?xml version="1.0" encoding="utf-8"?>
 <ct:contentTypeSchema xmlns:ct="http://schemas.microsoft.com/office/2006/metadata/contentType" xmlns:ma="http://schemas.microsoft.com/office/2006/metadata/properties/metaAttributes" ct:_="" ma:_="" ma:contentTypeName="Document" ma:contentTypeID="0x010100202D4B9E3A436A44B91CC234F5A1B18B" ma:contentTypeVersion="11" ma:contentTypeDescription="Create a new document." ma:contentTypeScope="" ma:versionID="faa7d1780a64debc3e5433f1993c437a">
   <xsd:schema xmlns:xsd="http://www.w3.org/2001/XMLSchema" xmlns:xs="http://www.w3.org/2001/XMLSchema" xmlns:p="http://schemas.microsoft.com/office/2006/metadata/properties" xmlns:ns2="69b70055-4ccd-41e5-ba44-04aa7b40ef87" xmlns:ns3="0d7d4427-3d9a-4210-88a6-80411ae356c7" targetNamespace="http://schemas.microsoft.com/office/2006/metadata/properties" ma:root="true" ma:fieldsID="46ac9b7ec201ca2a68a6a1e758789984" ns2:_="" ns3:_="">
     <xsd:import namespace="69b70055-4ccd-41e5-ba44-04aa7b40ef87"/>
@@ -2812,6 +2827,26 @@
 </ct:contentTypeSchema>
 </file>
 
+<file path=customXml/item3.xml><?xml version="1.0" encoding="utf-8"?>
+<?mso-contentType ?>
+<FormTemplates xmlns="http://schemas.microsoft.com/sharepoint/v3/contenttype/forms">
+  <Display>DocumentLibraryForm</Display>
+  <Edit>DocumentLibraryForm</Edit>
+  <New>DocumentLibraryForm</New>
+</FormTemplates>
+</file>
+
+<file path=customXml/item4.xml><?xml version="1.0" encoding="utf-8"?>
+<p:properties xmlns:p="http://schemas.microsoft.com/office/2006/metadata/properties" xmlns:xsi="http://www.w3.org/2001/XMLSchema-instance" xmlns:pc="http://schemas.microsoft.com/office/infopath/2007/PartnerControls">
+  <documentManagement>
+    <lcf76f155ced4ddcb4097134ff3c332f xmlns="69b70055-4ccd-41e5-ba44-04aa7b40ef87">
+      <Terms xmlns="http://schemas.microsoft.com/office/infopath/2007/PartnerControls"/>
+    </lcf76f155ced4ddcb4097134ff3c332f>
+    <TaxCatchAll xmlns="0d7d4427-3d9a-4210-88a6-80411ae356c7" xsi:nil="true"/>
+  </documentManagement>
+</p:properties>
+</file>
+
 <file path=customXml/itemProps1.xml><?xml version="1.0" encoding="utf-8"?>
 <ds:datastoreItem xmlns:ds="http://schemas.openxmlformats.org/officeDocument/2006/customXml" ds:itemID="{3E9A7EEA-314E-4AAC-8D07-7ACA3034AAFD}">
   <ds:schemaRefs>
@@ -2821,25 +2856,6 @@
 </file>
 
 <file path=customXml/itemProps2.xml><?xml version="1.0" encoding="utf-8"?>
-<ds:datastoreItem xmlns:ds="http://schemas.openxmlformats.org/officeDocument/2006/customXml" ds:itemID="{964D309B-262C-43E0-A89D-5ECCFDE243CA}">
-  <ds:schemaRefs>
-    <ds:schemaRef ds:uri="http://schemas.microsoft.com/office/2006/metadata/properties"/>
-    <ds:schemaRef ds:uri="http://schemas.microsoft.com/office/infopath/2007/PartnerControls"/>
-    <ds:schemaRef ds:uri="69b70055-4ccd-41e5-ba44-04aa7b40ef87"/>
-    <ds:schemaRef ds:uri="0d7d4427-3d9a-4210-88a6-80411ae356c7"/>
-  </ds:schemaRefs>
-</ds:datastoreItem>
-</file>
-
-<file path=customXml/itemProps3.xml><?xml version="1.0" encoding="utf-8"?>
-<ds:datastoreItem xmlns:ds="http://schemas.openxmlformats.org/officeDocument/2006/customXml" ds:itemID="{D56D2064-8FB9-4E1E-BC3B-97035ABCDEBA}">
-  <ds:schemaRefs>
-    <ds:schemaRef ds:uri="http://schemas.microsoft.com/sharepoint/v3/contenttype/forms"/>
-  </ds:schemaRefs>
-</ds:datastoreItem>
-</file>
-
-<file path=customXml/itemProps4.xml><?xml version="1.0" encoding="utf-8"?>
 <ds:datastoreItem xmlns:ds="http://schemas.openxmlformats.org/officeDocument/2006/customXml" ds:itemID="{97231DAB-778A-4B70-B468-7BDAF864CED7}">
   <ds:schemaRefs>
     <ds:schemaRef ds:uri="http://schemas.microsoft.com/office/2006/metadata/contentType"/>
@@ -2856,4 +2872,23 @@
     <ds:schemaRef ds:uri="http://schemas.microsoft.com/internal/obd"/>
   </ds:schemaRefs>
 </ds:datastoreItem>
+</file>
+
+<file path=customXml/itemProps3.xml><?xml version="1.0" encoding="utf-8"?>
+<ds:datastoreItem xmlns:ds="http://schemas.openxmlformats.org/officeDocument/2006/customXml" ds:itemID="{D56D2064-8FB9-4E1E-BC3B-97035ABCDEBA}">
+  <ds:schemaRefs>
+    <ds:schemaRef ds:uri="http://schemas.microsoft.com/sharepoint/v3/contenttype/forms"/>
+  </ds:schemaRefs>
+</ds:datastoreItem>
+</file>
+
+<file path=customXml/itemProps4.xml><?xml version="1.0" encoding="utf-8"?>
+<ds:datastoreItem xmlns:ds="http://schemas.openxmlformats.org/officeDocument/2006/customXml" ds:itemID="{964D309B-262C-43E0-A89D-5ECCFDE243CA}">
+  <ds:schemaRefs>
+    <ds:schemaRef ds:uri="http://schemas.microsoft.com/office/2006/metadata/properties"/>
+    <ds:schemaRef ds:uri="http://schemas.microsoft.com/office/infopath/2007/PartnerControls"/>
+    <ds:schemaRef ds:uri="69b70055-4ccd-41e5-ba44-04aa7b40ef87"/>
+    <ds:schemaRef ds:uri="0d7d4427-3d9a-4210-88a6-80411ae356c7"/>
+  </ds:schemaRefs>
+</ds:datastoreItem>
 </file>